--- a/docs/entrega/7_Evidencias_RSU.docx
+++ b/docs/entrega/7_Evidencias_RSU.docx
@@ -2,6 +2,26 @@
 <file path=word/document.xml><?xml version="1.0" encoding="utf-8"?>
 <w:document xmlns:wpc="http://schemas.microsoft.com/office/word/2010/wordprocessingCanvas" xmlns:mo="http://schemas.microsoft.com/office/mac/office/2008/main" xmlns:mc="http://schemas.openxmlformats.org/markup-compatibility/2006" xmlns:mv="urn:schemas-microsoft-com:mac:vml" xmlns:o="urn:schemas-microsoft-com:office:office" xmlns:r="http://schemas.openxmlformats.org/officeDocument/2006/relationships" xmlns:m="http://schemas.openxmlformats.org/officeDocument/2006/math" xmlns:v="urn:schemas-microsoft-com:vml" xmlns:wp14="http://schemas.microsoft.com/office/word/2010/wordprocessingDrawing" xmlns:wp="http://schemas.openxmlformats.org/drawingml/2006/wordprocessingDrawing" xmlns:w10="urn:schemas-microsoft-com:office:word" xmlns:w="http://schemas.openxmlformats.org/wordprocessingml/2006/main" xmlns:w14="http://schemas.microsoft.com/office/word/2010/wordml" xmlns:wpg="http://schemas.microsoft.com/office/word/2010/wordprocessingGroup" xmlns:wpi="http://schemas.microsoft.com/office/word/2010/wordprocessingInk" xmlns:wne="http://schemas.microsoft.com/office/word/2006/wordml" xmlns:wps="http://schemas.microsoft.com/office/word/2010/wordprocessingShape" mc:Ignorable="w14 wp14">
   <w:body>
+    <w:p>
+      <w:pPr>
+        <w:spacing w:after="120" w:line="240" w:lineRule="auto"/>
+      </w:pPr>
+    </w:p>
+    <w:p>
+      <w:pPr>
+        <w:spacing w:after="40"/>
+        <w:jc w:val="center"/>
+      </w:pPr>
+      <w:r>
+        <w:rPr>
+          <w:b/>
+          <w:i w:val="0"/>
+          <w:color w:val="000000"/>
+          <w:sz w:val="36"/>
+        </w:rPr>
+        <w:t>UNIVERSIDAD NACIONAL JOSÉ MARÍA ARGUEDAS</w:t>
+      </w:r>
+    </w:p>
     <w:p>
       <w:pPr>
         <w:spacing w:after="0"/>
@@ -9,12 +29,27 @@
       </w:pPr>
       <w:r>
         <w:rPr>
-          <w:b/>
+          <w:b w:val="0"/>
           <w:i w:val="0"/>
-          <w:color w:val="1E3A8A"/>
-          <w:sz w:val="24"/>
+          <w:color w:val="000000"/>
+          <w:sz w:val="26"/>
         </w:rPr>
-        <w:t>UNIVERSIDAD NACIONAL JOSÉ MARÍA ARGUEDAS</w:t>
+        <w:t>Facultad de Ingeniería</w:t>
+      </w:r>
+    </w:p>
+    <w:p>
+      <w:pPr>
+        <w:spacing w:after="160"/>
+        <w:jc w:val="center"/>
+      </w:pPr>
+      <w:r>
+        <w:rPr>
+          <w:b w:val="0"/>
+          <w:i w:val="0"/>
+          <w:color w:val="000000"/>
+          <w:sz w:val="26"/>
+        </w:rPr>
+        <w:t>Escuela Profesional de Ingeniería de Sistemas</w:t>
       </w:r>
     </w:p>
     <w:p>
@@ -22,13 +57,58 @@
         <w:jc w:val="center"/>
       </w:pPr>
       <w:r>
+        <w:drawing>
+          <wp:inline xmlns:a="http://schemas.openxmlformats.org/drawingml/2006/main" xmlns:pic="http://schemas.openxmlformats.org/drawingml/2006/picture">
+            <wp:extent cx="1872000" cy="2186496"/>
+            <wp:docPr id="1" name="Picture 1"/>
+            <wp:cNvGraphicFramePr>
+              <a:graphicFrameLocks noChangeAspect="1"/>
+            </wp:cNvGraphicFramePr>
+            <a:graphic>
+              <a:graphicData uri="http://schemas.openxmlformats.org/drawingml/2006/picture">
+                <pic:pic>
+                  <pic:nvPicPr>
+                    <pic:cNvPr id="0" name="logo_unajma.png"/>
+                    <pic:cNvPicPr/>
+                  </pic:nvPicPr>
+                  <pic:blipFill>
+                    <a:blip r:embed="rId10"/>
+                    <a:stretch>
+                      <a:fillRect/>
+                    </a:stretch>
+                  </pic:blipFill>
+                  <pic:spPr>
+                    <a:xfrm>
+                      <a:off x="0" y="0"/>
+                      <a:ext cx="1872000" cy="2186496"/>
+                    </a:xfrm>
+                    <a:prstGeom prst="rect"/>
+                  </pic:spPr>
+                </pic:pic>
+              </a:graphicData>
+            </a:graphic>
+          </wp:inline>
+        </w:drawing>
+      </w:r>
+    </w:p>
+    <w:p>
+      <w:pPr>
+        <w:spacing w:after="80" w:line="240" w:lineRule="auto"/>
+      </w:pPr>
+    </w:p>
+    <w:p>
+      <w:pPr>
+        <w:spacing w:after="240"/>
+        <w:jc w:val="center"/>
+      </w:pPr>
+      <w:r>
         <w:rPr>
           <w:b w:val="0"/>
           <w:i w:val="0"/>
-          <w:color w:val="4B5563"/>
-          <w:sz w:val="19"/>
+          <w:color w:val="000000"/>
+          <w:sz w:val="24"/>
         </w:rPr>
-        <w:t>Facultad de Ingeniería · Escuela Profesional de Ingeniería de Sistemas · Computación Gráfica (IIAD65) · Semestre 2026-II</w:t>
+        <w:t>Asignatura: Computación Gráfica (IIAD65) · Semestre 2026-II</w:t>
       </w:r>
     </w:p>
     <w:p>
@@ -40,23 +120,163 @@
         <w:rPr>
           <w:b/>
           <w:i w:val="0"/>
-          <w:color w:val="1E3A8A"/>
-          <w:sz w:val="30"/>
+          <w:color w:val="000000"/>
+          <w:sz w:val="26"/>
         </w:rPr>
         <w:t>EVIDENCIAS DE RESPONSABILIDAD SOCIAL UNIVERSITARIA</w:t>
       </w:r>
     </w:p>
     <w:p>
       <w:pPr>
+        <w:spacing w:after="240"/>
+        <w:jc w:val="center"/>
+      </w:pPr>
+      <w:r>
+        <w:rPr>
+          <w:b/>
+          <w:i w:val="0"/>
+          <w:color w:val="000000"/>
+          <w:sz w:val="30"/>
+        </w:rPr>
+        <w:t>GEOMATRIZ 2D: LABORATORIO INTERACTIVO DE GEOMETRÍA 2D CON MATRICES VISIBLES</w:t>
+      </w:r>
+    </w:p>
+    <w:p>
+      <w:pPr>
+        <w:spacing w:after="40"/>
+        <w:jc w:val="center"/>
+      </w:pPr>
+      <w:r>
+        <w:rPr>
+          <w:b/>
+          <w:i w:val="0"/>
+          <w:color w:val="000000"/>
+          <w:sz w:val="24"/>
+        </w:rPr>
+        <w:t>Grupo N.º: 3</w:t>
+      </w:r>
+    </w:p>
+    <w:p>
+      <w:pPr>
+        <w:spacing w:after="0"/>
+        <w:jc w:val="center"/>
+      </w:pPr>
+      <w:r>
+        <w:rPr>
+          <w:b/>
+          <w:i w:val="0"/>
+          <w:color w:val="000000"/>
+          <w:sz w:val="24"/>
+        </w:rPr>
+        <w:t>Integrantes (rol):</w:t>
+      </w:r>
+    </w:p>
+    <w:p>
+      <w:pPr>
+        <w:spacing w:after="0"/>
         <w:jc w:val="center"/>
       </w:pPr>
       <w:r>
         <w:rPr>
           <w:b w:val="0"/>
-          <w:i/>
+          <w:i w:val="0"/>
+          <w:color w:val="000000"/>
           <w:sz w:val="22"/>
         </w:rPr>
-        <w:t>Formatos para registrar la actividad con el beneficiario</w:t>
+        <w:t>1. Oscco Zarabia Rider Gilmar (Coordinación, renderizado y plano cartesiano, repositorio e informe)</w:t>
+      </w:r>
+    </w:p>
+    <w:p>
+      <w:pPr>
+        <w:spacing w:after="0"/>
+        <w:jc w:val="center"/>
+      </w:pPr>
+      <w:r>
+        <w:rPr>
+          <w:b w:val="0"/>
+          <w:i w:val="0"/>
+          <w:color w:val="000000"/>
+          <w:sz w:val="22"/>
+        </w:rPr>
+        <w:t>2. Vargas Alhuay Hernan (Núcleo matemático (matrices y composición) y pruebas)</w:t>
+      </w:r>
+    </w:p>
+    <w:p>
+      <w:pPr>
+        <w:spacing w:after="0"/>
+        <w:jc w:val="center"/>
+      </w:pPr>
+      <w:r>
+        <w:rPr>
+          <w:b w:val="0"/>
+          <w:i w:val="0"/>
+          <w:color w:val="000000"/>
+          <w:sz w:val="22"/>
+        </w:rPr>
+        <w:t>3. Chilingano Lazo Albert (Interfaz, validación, explicaciones, manual de usuario y video)</w:t>
+      </w:r>
+    </w:p>
+    <w:p>
+      <w:pPr>
+        <w:spacing w:after="80" w:line="240" w:lineRule="auto"/>
+      </w:pPr>
+    </w:p>
+    <w:p>
+      <w:pPr>
+        <w:spacing w:after="0"/>
+        <w:jc w:val="center"/>
+      </w:pPr>
+      <w:r>
+        <w:rPr>
+          <w:b/>
+          <w:i w:val="0"/>
+          <w:color w:val="000000"/>
+          <w:sz w:val="24"/>
+        </w:rPr>
+        <w:t>Docente:</w:t>
+      </w:r>
+    </w:p>
+    <w:p>
+      <w:pPr>
+        <w:spacing w:after="280"/>
+        <w:jc w:val="center"/>
+      </w:pPr>
+      <w:r>
+        <w:rPr>
+          <w:b w:val="0"/>
+          <w:i w:val="0"/>
+          <w:color w:val="000000"/>
+          <w:sz w:val="24"/>
+        </w:rPr>
+        <w:t>Mtro. Jhamer Anderson Rojas Silva</w:t>
+      </w:r>
+    </w:p>
+    <w:p>
+      <w:pPr>
+        <w:spacing w:after="0"/>
+        <w:jc w:val="center"/>
+      </w:pPr>
+      <w:r>
+        <w:rPr>
+          <w:b/>
+          <w:i w:val="0"/>
+          <w:color w:val="000000"/>
+          <w:sz w:val="24"/>
+        </w:rPr>
+        <w:t>Andahuaylas, Perú, octubre de 2026</w:t>
+      </w:r>
+    </w:p>
+    <w:p>
+      <w:r>
+        <w:br w:type="page"/>
+      </w:r>
+    </w:p>
+    <w:p>
+      <w:pPr>
+        <w:pStyle w:val="Heading1"/>
+      </w:pPr>
+      <w:r>
+        <w:t>Parte I. Actividad realizada (primera etapa)</w:t>
       </w:r>
     </w:p>
     <w:p>
@@ -65,19 +285,10 @@
       </w:pPr>
       <w:r>
         <w:rPr>
-          <w:b/>
-          <w:i w:val="0"/>
-          <w:color w:val="4B5563"/>
-        </w:rPr>
-        <w:t xml:space="preserve">Importante: </w:t>
-      </w:r>
-      <w:r>
-        <w:rPr>
           <w:b w:val="0"/>
           <w:i w:val="0"/>
-          <w:color w:val="4B5563"/>
         </w:rPr>
-        <w:t>estos formatos se completan durante y después de la actividad real. No contienen datos todavía porque la actividad aún no se ha realizado.</w:t>
+        <w:t>En esta etapa el grupo presentó GeoMatriz 2D a un docente de una institución educativa del distrito de Turpo, provincia de Andahuaylas, Apurímac (nombre por confirmar), mediante una videollamada en la que se compartió la pantalla con el programa. Los datos de esta parte son los registrados por el grupo.</w:t>
       </w:r>
     </w:p>
     <w:p>
@@ -237,6 +448,14 @@
             <w:pPr>
               <w:spacing w:line="264" w:lineRule="auto" w:after="20"/>
             </w:pPr>
+            <w:r>
+              <w:rPr>
+                <w:b w:val="0"/>
+                <w:i w:val="0"/>
+                <w:sz w:val="21"/>
+              </w:rPr>
+              <w:t>Institución educativa del distrito de Turpo, provincia de Andahuaylas, Apurímac (nombre por confirmar)</w:t>
+            </w:r>
           </w:p>
         </w:tc>
       </w:tr>
@@ -256,7 +475,7 @@
                 <w:i w:val="0"/>
                 <w:sz w:val="21"/>
               </w:rPr>
-              <w:t>Responsable del beneficiario</w:t>
+              <w:t>Docente beneficiario</w:t>
             </w:r>
           </w:p>
         </w:tc>
@@ -269,6 +488,14 @@
             <w:pPr>
               <w:spacing w:line="264" w:lineRule="auto" w:after="20"/>
             </w:pPr>
+            <w:r>
+              <w:rPr>
+                <w:b w:val="0"/>
+                <w:i w:val="0"/>
+                <w:sz w:val="21"/>
+              </w:rPr>
+              <w:t>Valerio Palacios Chambi (docente; estadístico e informático)</w:t>
+            </w:r>
           </w:p>
         </w:tc>
       </w:tr>
@@ -307,7 +534,7 @@
                 <w:i w:val="0"/>
                 <w:sz w:val="21"/>
               </w:rPr>
-              <w:t>Presentar GeoMatriz 2D a docentes de matemática y capacitarlos en su uso para enseñar traslación, rotación y escalado con matrices.</w:t>
+              <w:t>Presentar GeoMatriz 2D a un docente de la zona y recoger su opinión sobre la utilidad del programa para enseñar transformaciones geométricas.</w:t>
             </w:r>
           </w:p>
         </w:tc>
@@ -341,6 +568,54 @@
             <w:pPr>
               <w:spacing w:line="264" w:lineRule="auto" w:after="20"/>
             </w:pPr>
+            <w:r>
+              <w:rPr>
+                <w:b w:val="0"/>
+                <w:i w:val="0"/>
+                <w:sz w:val="21"/>
+              </w:rPr>
+              <w:t>20 de octubre de 2026, inicio aproximado a las 8:20 a. m.</w:t>
+            </w:r>
+          </w:p>
+        </w:tc>
+      </w:tr>
+      <w:tr>
+        <w:tc>
+          <w:tcPr>
+            <w:tcW w:type="dxa" w:w="2948"/>
+            <w:vAlign w:val="center"/>
+          </w:tcPr>
+          <w:p>
+            <w:pPr>
+              <w:spacing w:line="264" w:lineRule="auto" w:after="20"/>
+            </w:pPr>
+            <w:r>
+              <w:rPr>
+                <w:b w:val="0"/>
+                <w:i w:val="0"/>
+                <w:sz w:val="21"/>
+              </w:rPr>
+              <w:t>Modalidad</w:t>
+            </w:r>
+          </w:p>
+        </w:tc>
+        <w:tc>
+          <w:tcPr>
+            <w:tcW w:type="dxa" w:w="6123"/>
+            <w:vAlign w:val="center"/>
+          </w:tcPr>
+          <w:p>
+            <w:pPr>
+              <w:spacing w:line="264" w:lineRule="auto" w:after="20"/>
+            </w:pPr>
+            <w:r>
+              <w:rPr>
+                <w:b w:val="0"/>
+                <w:i w:val="0"/>
+                <w:sz w:val="21"/>
+              </w:rPr>
+              <w:t>Virtual, por videollamada de Google Meet (se compartió la pantalla con el programa)</w:t>
+            </w:r>
           </w:p>
         </w:tc>
       </w:tr>
@@ -373,6 +648,14 @@
             <w:pPr>
               <w:spacing w:line="264" w:lineRule="auto" w:after="20"/>
             </w:pPr>
+            <w:r>
+              <w:rPr>
+                <w:b w:val="0"/>
+                <w:i w:val="0"/>
+                <w:sz w:val="21"/>
+              </w:rPr>
+              <w:t>Distrito de Turpo, provincia de Andahuaylas, departamento de Apurímac (ubicación del docente)</w:t>
+            </w:r>
           </w:p>
         </w:tc>
       </w:tr>
@@ -405,6 +688,14 @@
             <w:pPr>
               <w:spacing w:line="264" w:lineRule="auto" w:after="20"/>
             </w:pPr>
+            <w:r>
+              <w:rPr>
+                <w:b w:val="0"/>
+                <w:i w:val="0"/>
+                <w:sz w:val="21"/>
+              </w:rPr>
+              <w:t>Aproximadamente 1 hora</w:t>
+            </w:r>
           </w:p>
         </w:tc>
       </w:tr>
@@ -437,6 +728,14 @@
             <w:pPr>
               <w:spacing w:line="264" w:lineRule="auto" w:after="20"/>
             </w:pPr>
+            <w:r>
+              <w:rPr>
+                <w:b w:val="0"/>
+                <w:i w:val="0"/>
+                <w:sz w:val="21"/>
+              </w:rPr>
+              <w:t>Oscco Zarabia Rider Gilmar, Vargas Alhuay Hernan, Chilingano Lazo Albert</w:t>
+            </w:r>
           </w:p>
         </w:tc>
       </w:tr>
@@ -469,6 +768,14 @@
             <w:pPr>
               <w:spacing w:line="264" w:lineRule="auto" w:after="20"/>
             </w:pPr>
+            <w:r>
+              <w:rPr>
+                <w:b w:val="0"/>
+                <w:i w:val="0"/>
+                <w:sz w:val="21"/>
+              </w:rPr>
+              <w:t>1 docente beneficiario</w:t>
+            </w:r>
           </w:p>
         </w:tc>
       </w:tr>
@@ -507,7 +814,7 @@
                 <w:i w:val="0"/>
                 <w:sz w:val="21"/>
               </w:rPr>
-              <w:t>1. Presentación del programa (10 min). 2. Demostración guiada (15 min). 3. Práctica de los participantes (15 min). 4. Encuesta y entrega del programa y del manual (5 min).</w:t>
+              <w:t>Demostración en vivo de GeoMatriz 2D: dibujo de un triángulo con la herramienta Polígono, lista de puntos, aplicación de la traslación T(3, 0) y su figura transformada, uso del zoom, borrado de la figura y reinicio del programa.</w:t>
             </w:r>
           </w:p>
         </w:tc>
@@ -541,6 +848,14 @@
             <w:pPr>
               <w:spacing w:line="264" w:lineRule="auto" w:after="20"/>
             </w:pPr>
+            <w:r>
+              <w:rPr>
+                <w:b w:val="0"/>
+                <w:i w:val="0"/>
+                <w:sz w:val="21"/>
+              </w:rPr>
+              <w:t>El programa se mostró completo y sin errores. La opinión del docente aún no se ha registrado.</w:t>
+            </w:r>
           </w:p>
         </w:tc>
       </w:tr>
@@ -560,7 +875,7 @@
         <w:rPr>
           <w:sz w:val="20"/>
         </w:rPr>
-        <w:t>Formato del grupo.</w:t>
+        <w:t>Registro del grupo.</w:t>
       </w:r>
     </w:p>
     <w:p>
@@ -568,7 +883,7 @@
         <w:pStyle w:val="Heading2"/>
       </w:pPr>
       <w:r>
-        <w:t>2. Lista de asistentes</w:t>
+        <w:t>2. Participantes de la videollamada</w:t>
       </w:r>
     </w:p>
     <w:p>
@@ -581,6 +896,1049 @@
           <w:b/>
         </w:rPr>
         <w:t>Tabla 2</w:t>
+      </w:r>
+    </w:p>
+    <w:p>
+      <w:pPr>
+        <w:keepNext/>
+        <w:spacing w:after="80" w:line="276" w:lineRule="auto"/>
+      </w:pPr>
+      <w:r>
+        <w:rPr>
+          <w:i/>
+        </w:rPr>
+        <w:t>Participantes de la videollamada</w:t>
+      </w:r>
+    </w:p>
+    <w:tbl>
+      <w:tblPr>
+        <w:tblStyle w:val="TableGrid"/>
+        <w:tblW w:type="auto" w:w="0"/>
+        <w:jc w:val="center"/>
+        <w:tblLook w:firstColumn="1" w:firstRow="1" w:lastColumn="0" w:lastRow="0" w:noHBand="0" w:noVBand="1" w:val="04A0"/>
+      </w:tblPr>
+      <w:tblGrid>
+        <w:gridCol w:w="3024"/>
+        <w:gridCol w:w="3024"/>
+        <w:gridCol w:w="3024"/>
+      </w:tblGrid>
+      <w:tr>
+        <w:trPr>
+          <w:tblHeader w:val="true"/>
+        </w:trPr>
+        <w:tc>
+          <w:tcPr>
+            <w:tcW w:type="dxa" w:w="567"/>
+            <w:vAlign w:val="center"/>
+            <w:shd w:val="clear" w:color="auto" w:fill="DBEAFE"/>
+          </w:tcPr>
+          <w:p>
+            <w:pPr>
+              <w:spacing w:line="264" w:lineRule="auto" w:after="20"/>
+            </w:pPr>
+            <w:r>
+              <w:rPr>
+                <w:b/>
+                <w:i w:val="0"/>
+                <w:sz w:val="21"/>
+              </w:rPr>
+              <w:t>N.º</w:t>
+            </w:r>
+          </w:p>
+        </w:tc>
+        <w:tc>
+          <w:tcPr>
+            <w:tcW w:type="dxa" w:w="3402"/>
+            <w:vAlign w:val="center"/>
+            <w:shd w:val="clear" w:color="auto" w:fill="DBEAFE"/>
+          </w:tcPr>
+          <w:p>
+            <w:pPr>
+              <w:spacing w:line="264" w:lineRule="auto" w:after="20"/>
+            </w:pPr>
+            <w:r>
+              <w:rPr>
+                <w:b/>
+                <w:i w:val="0"/>
+                <w:sz w:val="21"/>
+              </w:rPr>
+              <w:t>Apellidos y nombres</w:t>
+            </w:r>
+          </w:p>
+        </w:tc>
+        <w:tc>
+          <w:tcPr>
+            <w:tcW w:type="dxa" w:w="5102"/>
+            <w:vAlign w:val="center"/>
+            <w:shd w:val="clear" w:color="auto" w:fill="DBEAFE"/>
+          </w:tcPr>
+          <w:p>
+            <w:pPr>
+              <w:spacing w:line="264" w:lineRule="auto" w:after="20"/>
+            </w:pPr>
+            <w:r>
+              <w:rPr>
+                <w:b/>
+                <w:i w:val="0"/>
+                <w:sz w:val="21"/>
+              </w:rPr>
+              <w:t>Participación</w:t>
+            </w:r>
+          </w:p>
+        </w:tc>
+      </w:tr>
+      <w:tr>
+        <w:tc>
+          <w:tcPr>
+            <w:tcW w:type="dxa" w:w="567"/>
+            <w:vAlign w:val="center"/>
+          </w:tcPr>
+          <w:p>
+            <w:pPr>
+              <w:spacing w:line="264" w:lineRule="auto" w:after="20"/>
+            </w:pPr>
+            <w:r>
+              <w:rPr>
+                <w:b w:val="0"/>
+                <w:i w:val="0"/>
+                <w:sz w:val="21"/>
+              </w:rPr>
+              <w:t>1</w:t>
+            </w:r>
+          </w:p>
+        </w:tc>
+        <w:tc>
+          <w:tcPr>
+            <w:tcW w:type="dxa" w:w="3402"/>
+            <w:vAlign w:val="center"/>
+          </w:tcPr>
+          <w:p>
+            <w:pPr>
+              <w:spacing w:line="264" w:lineRule="auto" w:after="20"/>
+            </w:pPr>
+            <w:r>
+              <w:rPr>
+                <w:b w:val="0"/>
+                <w:i w:val="0"/>
+                <w:sz w:val="21"/>
+              </w:rPr>
+              <w:t>Valerio Palacios Chambi</w:t>
+            </w:r>
+          </w:p>
+        </w:tc>
+        <w:tc>
+          <w:tcPr>
+            <w:tcW w:type="dxa" w:w="5102"/>
+            <w:vAlign w:val="center"/>
+          </w:tcPr>
+          <w:p>
+            <w:pPr>
+              <w:spacing w:line="264" w:lineRule="auto" w:after="20"/>
+            </w:pPr>
+            <w:r>
+              <w:rPr>
+                <w:b w:val="0"/>
+                <w:i w:val="0"/>
+                <w:sz w:val="21"/>
+              </w:rPr>
+              <w:t>Docente beneficiario</w:t>
+            </w:r>
+          </w:p>
+        </w:tc>
+      </w:tr>
+      <w:tr>
+        <w:tc>
+          <w:tcPr>
+            <w:tcW w:type="dxa" w:w="567"/>
+            <w:vAlign w:val="center"/>
+          </w:tcPr>
+          <w:p>
+            <w:pPr>
+              <w:spacing w:line="264" w:lineRule="auto" w:after="20"/>
+            </w:pPr>
+            <w:r>
+              <w:rPr>
+                <w:b w:val="0"/>
+                <w:i w:val="0"/>
+                <w:sz w:val="21"/>
+              </w:rPr>
+              <w:t>2</w:t>
+            </w:r>
+          </w:p>
+        </w:tc>
+        <w:tc>
+          <w:tcPr>
+            <w:tcW w:type="dxa" w:w="3402"/>
+            <w:vAlign w:val="center"/>
+          </w:tcPr>
+          <w:p>
+            <w:pPr>
+              <w:spacing w:line="264" w:lineRule="auto" w:after="20"/>
+            </w:pPr>
+            <w:r>
+              <w:rPr>
+                <w:b w:val="0"/>
+                <w:i w:val="0"/>
+                <w:sz w:val="21"/>
+              </w:rPr>
+              <w:t>Oscco Zarabia Rider Gilmar</w:t>
+            </w:r>
+          </w:p>
+        </w:tc>
+        <w:tc>
+          <w:tcPr>
+            <w:tcW w:type="dxa" w:w="5102"/>
+            <w:vAlign w:val="center"/>
+          </w:tcPr>
+          <w:p>
+            <w:pPr>
+              <w:spacing w:line="264" w:lineRule="auto" w:after="20"/>
+            </w:pPr>
+            <w:r>
+              <w:rPr>
+                <w:b w:val="0"/>
+                <w:i w:val="0"/>
+                <w:sz w:val="21"/>
+              </w:rPr>
+              <w:t>Integrante del grupo; compartió la pantalla y presentó el programa</w:t>
+            </w:r>
+          </w:p>
+        </w:tc>
+      </w:tr>
+      <w:tr>
+        <w:tc>
+          <w:tcPr>
+            <w:tcW w:type="dxa" w:w="567"/>
+            <w:vAlign w:val="center"/>
+          </w:tcPr>
+          <w:p>
+            <w:pPr>
+              <w:spacing w:line="264" w:lineRule="auto" w:after="20"/>
+            </w:pPr>
+            <w:r>
+              <w:rPr>
+                <w:b w:val="0"/>
+                <w:i w:val="0"/>
+                <w:sz w:val="21"/>
+              </w:rPr>
+              <w:t>3</w:t>
+            </w:r>
+          </w:p>
+        </w:tc>
+        <w:tc>
+          <w:tcPr>
+            <w:tcW w:type="dxa" w:w="3402"/>
+            <w:vAlign w:val="center"/>
+          </w:tcPr>
+          <w:p>
+            <w:pPr>
+              <w:spacing w:line="264" w:lineRule="auto" w:after="20"/>
+            </w:pPr>
+            <w:r>
+              <w:rPr>
+                <w:b w:val="0"/>
+                <w:i w:val="0"/>
+                <w:sz w:val="21"/>
+              </w:rPr>
+              <w:t>Vargas Alhuay Hernan</w:t>
+            </w:r>
+          </w:p>
+        </w:tc>
+        <w:tc>
+          <w:tcPr>
+            <w:tcW w:type="dxa" w:w="5102"/>
+            <w:vAlign w:val="center"/>
+          </w:tcPr>
+          <w:p>
+            <w:pPr>
+              <w:spacing w:line="264" w:lineRule="auto" w:after="20"/>
+            </w:pPr>
+            <w:r>
+              <w:rPr>
+                <w:b w:val="0"/>
+                <w:i w:val="0"/>
+                <w:sz w:val="21"/>
+              </w:rPr>
+              <w:t>Integrante del grupo</w:t>
+            </w:r>
+          </w:p>
+        </w:tc>
+      </w:tr>
+      <w:tr>
+        <w:tc>
+          <w:tcPr>
+            <w:tcW w:type="dxa" w:w="567"/>
+            <w:vAlign w:val="center"/>
+          </w:tcPr>
+          <w:p>
+            <w:pPr>
+              <w:spacing w:line="264" w:lineRule="auto" w:after="20"/>
+            </w:pPr>
+            <w:r>
+              <w:rPr>
+                <w:b w:val="0"/>
+                <w:i w:val="0"/>
+                <w:sz w:val="21"/>
+              </w:rPr>
+              <w:t>4</w:t>
+            </w:r>
+          </w:p>
+        </w:tc>
+        <w:tc>
+          <w:tcPr>
+            <w:tcW w:type="dxa" w:w="3402"/>
+            <w:vAlign w:val="center"/>
+          </w:tcPr>
+          <w:p>
+            <w:pPr>
+              <w:spacing w:line="264" w:lineRule="auto" w:after="20"/>
+            </w:pPr>
+            <w:r>
+              <w:rPr>
+                <w:b w:val="0"/>
+                <w:i w:val="0"/>
+                <w:sz w:val="21"/>
+              </w:rPr>
+              <w:t>Chilingano Lazo Albert</w:t>
+            </w:r>
+          </w:p>
+        </w:tc>
+        <w:tc>
+          <w:tcPr>
+            <w:tcW w:type="dxa" w:w="5102"/>
+            <w:vAlign w:val="center"/>
+          </w:tcPr>
+          <w:p>
+            <w:pPr>
+              <w:spacing w:line="264" w:lineRule="auto" w:after="20"/>
+            </w:pPr>
+            <w:r>
+              <w:rPr>
+                <w:b w:val="0"/>
+                <w:i w:val="0"/>
+                <w:sz w:val="21"/>
+              </w:rPr>
+              <w:t>Integrante del grupo</w:t>
+            </w:r>
+          </w:p>
+        </w:tc>
+      </w:tr>
+    </w:tbl>
+    <w:p>
+      <w:pPr>
+        <w:spacing w:before="60" w:after="200"/>
+      </w:pPr>
+      <w:r>
+        <w:rPr>
+          <w:i/>
+          <w:sz w:val="20"/>
+        </w:rPr>
+        <w:t xml:space="preserve">Fuente: </w:t>
+      </w:r>
+      <w:r>
+        <w:rPr>
+          <w:sz w:val="20"/>
+        </w:rPr>
+        <w:t>Registro del grupo. No es una lista firmada; la lista con firmas se recogerá en la siguiente etapa.</w:t>
+      </w:r>
+    </w:p>
+    <w:p>
+      <w:pPr>
+        <w:pStyle w:val="Heading2"/>
+      </w:pPr>
+      <w:r>
+        <w:t>3. Registro fotográfico</w:t>
+      </w:r>
+    </w:p>
+    <w:p>
+      <w:pPr>
+        <w:jc w:val="both"/>
+      </w:pPr>
+      <w:r>
+        <w:rPr>
+          <w:b w:val="0"/>
+          <w:i w:val="0"/>
+        </w:rPr>
+        <w:t>El docente aceptó aparecer en las imágenes. Las capturas se tomaron durante la videollamada y no muestran datos sensibles.</w:t>
+      </w:r>
+    </w:p>
+    <w:p>
+      <w:pPr>
+        <w:keepNext/>
+        <w:spacing w:after="0"/>
+      </w:pPr>
+      <w:r>
+        <w:rPr>
+          <w:b/>
+        </w:rPr>
+        <w:t>Figura 1</w:t>
+      </w:r>
+    </w:p>
+    <w:p>
+      <w:pPr>
+        <w:keepNext/>
+        <w:spacing w:after="80" w:line="276" w:lineRule="auto"/>
+      </w:pPr>
+      <w:r>
+        <w:rPr>
+          <w:i/>
+        </w:rPr>
+        <w:t>8:25 a. m. — Triángulo A, B, C con la traslación T(3, 0) y su figura transformada</w:t>
+      </w:r>
+    </w:p>
+    <w:p>
+      <w:pPr>
+        <w:keepNext/>
+        <w:spacing w:after="40"/>
+        <w:jc w:val="center"/>
+      </w:pPr>
+      <w:r>
+        <w:drawing>
+          <wp:inline xmlns:a="http://schemas.openxmlformats.org/drawingml/2006/main" xmlns:pic="http://schemas.openxmlformats.org/drawingml/2006/picture">
+            <wp:extent cx="5580000" cy="2246646"/>
+            <wp:docPr id="2" name="Picture 2"/>
+            <wp:cNvGraphicFramePr>
+              <a:graphicFrameLocks noChangeAspect="1"/>
+            </wp:cNvGraphicFramePr>
+            <a:graphic>
+              <a:graphicData uri="http://schemas.openxmlformats.org/drawingml/2006/picture">
+                <pic:pic>
+                  <pic:nvPicPr>
+                    <pic:cNvPr id="0" name="rsu_01_0825_triangulo_traslacion.png"/>
+                    <pic:cNvPicPr/>
+                  </pic:nvPicPr>
+                  <pic:blipFill>
+                    <a:blip r:embed="rId11"/>
+                    <a:stretch>
+                      <a:fillRect/>
+                    </a:stretch>
+                  </pic:blipFill>
+                  <pic:spPr>
+                    <a:xfrm>
+                      <a:off x="0" y="0"/>
+                      <a:ext cx="5580000" cy="2246646"/>
+                    </a:xfrm>
+                    <a:prstGeom prst="rect"/>
+                  </pic:spPr>
+                </pic:pic>
+              </a:graphicData>
+            </a:graphic>
+          </wp:inline>
+        </w:drawing>
+      </w:r>
+    </w:p>
+    <w:p>
+      <w:pPr>
+        <w:spacing w:after="200"/>
+      </w:pPr>
+      <w:r>
+        <w:rPr>
+          <w:i/>
+          <w:sz w:val="20"/>
+        </w:rPr>
+        <w:t xml:space="preserve">Fuente: </w:t>
+      </w:r>
+      <w:r>
+        <w:rPr>
+          <w:sz w:val="20"/>
+        </w:rPr>
+        <w:t>Captura de pantalla de la videollamada del 20 de octubre de 2026, tomada por el grupo.</w:t>
+      </w:r>
+    </w:p>
+    <w:p>
+      <w:pPr>
+        <w:keepNext/>
+        <w:spacing w:after="0"/>
+      </w:pPr>
+      <w:r>
+        <w:rPr>
+          <w:b/>
+        </w:rPr>
+        <w:t>Figura 2</w:t>
+      </w:r>
+    </w:p>
+    <w:p>
+      <w:pPr>
+        <w:keepNext/>
+        <w:spacing w:after="80" w:line="276" w:lineRule="auto"/>
+      </w:pPr>
+      <w:r>
+        <w:rPr>
+          <w:i/>
+        </w:rPr>
+        <w:t>8:26 a. m. — Demostración del botón Borrar; a la derecha, los participantes de la videollamada</w:t>
+      </w:r>
+    </w:p>
+    <w:p>
+      <w:pPr>
+        <w:keepNext/>
+        <w:spacing w:after="40"/>
+        <w:jc w:val="center"/>
+      </w:pPr>
+      <w:r>
+        <w:drawing>
+          <wp:inline xmlns:a="http://schemas.openxmlformats.org/drawingml/2006/main" xmlns:pic="http://schemas.openxmlformats.org/drawingml/2006/picture">
+            <wp:extent cx="5580000" cy="2571119"/>
+            <wp:docPr id="3" name="Picture 3"/>
+            <wp:cNvGraphicFramePr>
+              <a:graphicFrameLocks noChangeAspect="1"/>
+            </wp:cNvGraphicFramePr>
+            <a:graphic>
+              <a:graphicData uri="http://schemas.openxmlformats.org/drawingml/2006/picture">
+                <pic:pic>
+                  <pic:nvPicPr>
+                    <pic:cNvPr id="0" name="rsu_02_0826_borrar_figura.png"/>
+                    <pic:cNvPicPr/>
+                  </pic:nvPicPr>
+                  <pic:blipFill>
+                    <a:blip r:embed="rId12"/>
+                    <a:stretch>
+                      <a:fillRect/>
+                    </a:stretch>
+                  </pic:blipFill>
+                  <pic:spPr>
+                    <a:xfrm>
+                      <a:off x="0" y="0"/>
+                      <a:ext cx="5580000" cy="2571119"/>
+                    </a:xfrm>
+                    <a:prstGeom prst="rect"/>
+                  </pic:spPr>
+                </pic:pic>
+              </a:graphicData>
+            </a:graphic>
+          </wp:inline>
+        </w:drawing>
+      </w:r>
+    </w:p>
+    <w:p>
+      <w:pPr>
+        <w:spacing w:after="200"/>
+      </w:pPr>
+      <w:r>
+        <w:rPr>
+          <w:i/>
+          <w:sz w:val="20"/>
+        </w:rPr>
+        <w:t xml:space="preserve">Fuente: </w:t>
+      </w:r>
+      <w:r>
+        <w:rPr>
+          <w:sz w:val="20"/>
+        </w:rPr>
+        <w:t>Captura de pantalla de la videollamada del 20 de octubre de 2026, tomada por el grupo.</w:t>
+      </w:r>
+    </w:p>
+    <w:p>
+      <w:pPr>
+        <w:keepNext/>
+        <w:spacing w:after="0"/>
+      </w:pPr>
+      <w:r>
+        <w:rPr>
+          <w:b/>
+        </w:rPr>
+        <w:t>Figura 3</w:t>
+      </w:r>
+    </w:p>
+    <w:p>
+      <w:pPr>
+        <w:keepNext/>
+        <w:spacing w:after="80" w:line="276" w:lineRule="auto"/>
+      </w:pPr>
+      <w:r>
+        <w:rPr>
+          <w:i/>
+        </w:rPr>
+        <w:t>8:27 a. m. — Uso de la herramienta Polígono después de reiniciar el programa</w:t>
+      </w:r>
+    </w:p>
+    <w:p>
+      <w:pPr>
+        <w:keepNext/>
+        <w:spacing w:after="40"/>
+        <w:jc w:val="center"/>
+      </w:pPr>
+      <w:r>
+        <w:drawing>
+          <wp:inline xmlns:a="http://schemas.openxmlformats.org/drawingml/2006/main" xmlns:pic="http://schemas.openxmlformats.org/drawingml/2006/picture">
+            <wp:extent cx="5580000" cy="2546242"/>
+            <wp:docPr id="4" name="Picture 4"/>
+            <wp:cNvGraphicFramePr>
+              <a:graphicFrameLocks noChangeAspect="1"/>
+            </wp:cNvGraphicFramePr>
+            <a:graphic>
+              <a:graphicData uri="http://schemas.openxmlformats.org/drawingml/2006/picture">
+                <pic:pic>
+                  <pic:nvPicPr>
+                    <pic:cNvPr id="0" name="rsu_03_0827_reiniciar_poligono.png"/>
+                    <pic:cNvPicPr/>
+                  </pic:nvPicPr>
+                  <pic:blipFill>
+                    <a:blip r:embed="rId13"/>
+                    <a:stretch>
+                      <a:fillRect/>
+                    </a:stretch>
+                  </pic:blipFill>
+                  <pic:spPr>
+                    <a:xfrm>
+                      <a:off x="0" y="0"/>
+                      <a:ext cx="5580000" cy="2546242"/>
+                    </a:xfrm>
+                    <a:prstGeom prst="rect"/>
+                  </pic:spPr>
+                </pic:pic>
+              </a:graphicData>
+            </a:graphic>
+          </wp:inline>
+        </w:drawing>
+      </w:r>
+    </w:p>
+    <w:p>
+      <w:pPr>
+        <w:spacing w:after="200"/>
+      </w:pPr>
+      <w:r>
+        <w:rPr>
+          <w:i/>
+          <w:sz w:val="20"/>
+        </w:rPr>
+        <w:t xml:space="preserve">Fuente: </w:t>
+      </w:r>
+      <w:r>
+        <w:rPr>
+          <w:sz w:val="20"/>
+        </w:rPr>
+        <w:t>Captura de pantalla de la videollamada del 20 de octubre de 2026, tomada por el grupo.</w:t>
+      </w:r>
+    </w:p>
+    <w:p>
+      <w:pPr>
+        <w:keepNext/>
+        <w:spacing w:after="0"/>
+      </w:pPr>
+      <w:r>
+        <w:rPr>
+          <w:b/>
+        </w:rPr>
+        <w:t>Tabla 3</w:t>
+      </w:r>
+    </w:p>
+    <w:p>
+      <w:pPr>
+        <w:keepNext/>
+        <w:spacing w:after="80" w:line="276" w:lineRule="auto"/>
+      </w:pPr>
+      <w:r>
+        <w:rPr>
+          <w:i/>
+        </w:rPr>
+        <w:t>Registro fotográfico</w:t>
+      </w:r>
+    </w:p>
+    <w:tbl>
+      <w:tblPr>
+        <w:tblStyle w:val="TableGrid"/>
+        <w:tblW w:type="auto" w:w="0"/>
+        <w:jc w:val="center"/>
+        <w:tblLook w:firstColumn="1" w:firstRow="1" w:lastColumn="0" w:lastRow="0" w:noHBand="0" w:noVBand="1" w:val="04A0"/>
+      </w:tblPr>
+      <w:tblGrid>
+        <w:gridCol w:w="3024"/>
+        <w:gridCol w:w="3024"/>
+        <w:gridCol w:w="3024"/>
+      </w:tblGrid>
+      <w:tr>
+        <w:trPr>
+          <w:tblHeader w:val="true"/>
+        </w:trPr>
+        <w:tc>
+          <w:tcPr>
+            <w:tcW w:type="dxa" w:w="1361"/>
+            <w:vAlign w:val="center"/>
+            <w:shd w:val="clear" w:color="auto" w:fill="DBEAFE"/>
+          </w:tcPr>
+          <w:p>
+            <w:pPr>
+              <w:spacing w:line="264" w:lineRule="auto" w:after="20"/>
+            </w:pPr>
+            <w:r>
+              <w:rPr>
+                <w:b/>
+                <w:i w:val="0"/>
+                <w:sz w:val="21"/>
+              </w:rPr>
+              <w:t>Imagen</w:t>
+            </w:r>
+          </w:p>
+        </w:tc>
+        <w:tc>
+          <w:tcPr>
+            <w:tcW w:type="dxa" w:w="5443"/>
+            <w:vAlign w:val="center"/>
+            <w:shd w:val="clear" w:color="auto" w:fill="DBEAFE"/>
+          </w:tcPr>
+          <w:p>
+            <w:pPr>
+              <w:spacing w:line="264" w:lineRule="auto" w:after="20"/>
+            </w:pPr>
+            <w:r>
+              <w:rPr>
+                <w:b/>
+                <w:i w:val="0"/>
+                <w:sz w:val="21"/>
+              </w:rPr>
+              <w:t>Descripción (qué se ve)</w:t>
+            </w:r>
+          </w:p>
+        </w:tc>
+        <w:tc>
+          <w:tcPr>
+            <w:tcW w:type="dxa" w:w="2268"/>
+            <w:vAlign w:val="center"/>
+            <w:shd w:val="clear" w:color="auto" w:fill="DBEAFE"/>
+          </w:tcPr>
+          <w:p>
+            <w:pPr>
+              <w:spacing w:line="264" w:lineRule="auto" w:after="20"/>
+            </w:pPr>
+            <w:r>
+              <w:rPr>
+                <w:b/>
+                <w:i w:val="0"/>
+                <w:sz w:val="21"/>
+              </w:rPr>
+              <w:t>Consentimiento verificado</w:t>
+            </w:r>
+          </w:p>
+        </w:tc>
+      </w:tr>
+      <w:tr>
+        <w:tc>
+          <w:tcPr>
+            <w:tcW w:type="dxa" w:w="1361"/>
+            <w:vAlign w:val="center"/>
+          </w:tcPr>
+          <w:p>
+            <w:pPr>
+              <w:spacing w:line="264" w:lineRule="auto" w:after="20"/>
+            </w:pPr>
+            <w:r>
+              <w:rPr>
+                <w:b w:val="0"/>
+                <w:i w:val="0"/>
+                <w:sz w:val="21"/>
+              </w:rPr>
+              <w:t>Figura 1</w:t>
+            </w:r>
+          </w:p>
+        </w:tc>
+        <w:tc>
+          <w:tcPr>
+            <w:tcW w:type="dxa" w:w="5443"/>
+            <w:vAlign w:val="center"/>
+          </w:tcPr>
+          <w:p>
+            <w:pPr>
+              <w:spacing w:line="264" w:lineRule="auto" w:after="20"/>
+            </w:pPr>
+            <w:r>
+              <w:rPr>
+                <w:b w:val="0"/>
+                <w:i w:val="0"/>
+                <w:sz w:val="21"/>
+              </w:rPr>
+              <w:t>Programa con el triángulo y la traslación T(3, 0), compartido en Google Meet</w:t>
+            </w:r>
+          </w:p>
+        </w:tc>
+        <w:tc>
+          <w:tcPr>
+            <w:tcW w:type="dxa" w:w="2268"/>
+            <w:vAlign w:val="center"/>
+          </w:tcPr>
+          <w:p>
+            <w:pPr>
+              <w:spacing w:line="264" w:lineRule="auto" w:after="20"/>
+            </w:pPr>
+            <w:r>
+              <w:rPr>
+                <w:b w:val="0"/>
+                <w:i w:val="0"/>
+                <w:sz w:val="21"/>
+              </w:rPr>
+              <w:t>Sí</w:t>
+            </w:r>
+          </w:p>
+        </w:tc>
+      </w:tr>
+      <w:tr>
+        <w:tc>
+          <w:tcPr>
+            <w:tcW w:type="dxa" w:w="1361"/>
+            <w:vAlign w:val="center"/>
+          </w:tcPr>
+          <w:p>
+            <w:pPr>
+              <w:spacing w:line="264" w:lineRule="auto" w:after="20"/>
+            </w:pPr>
+            <w:r>
+              <w:rPr>
+                <w:b w:val="0"/>
+                <w:i w:val="0"/>
+                <w:sz w:val="21"/>
+              </w:rPr>
+              <w:t>Figura 2</w:t>
+            </w:r>
+          </w:p>
+        </w:tc>
+        <w:tc>
+          <w:tcPr>
+            <w:tcW w:type="dxa" w:w="5443"/>
+            <w:vAlign w:val="center"/>
+          </w:tcPr>
+          <w:p>
+            <w:pPr>
+              <w:spacing w:line="264" w:lineRule="auto" w:after="20"/>
+            </w:pPr>
+            <w:r>
+              <w:rPr>
+                <w:b w:val="0"/>
+                <w:i w:val="0"/>
+                <w:sz w:val="21"/>
+              </w:rPr>
+              <w:t>Botón Borrar y participantes de la videollamada</w:t>
+            </w:r>
+          </w:p>
+        </w:tc>
+        <w:tc>
+          <w:tcPr>
+            <w:tcW w:type="dxa" w:w="2268"/>
+            <w:vAlign w:val="center"/>
+          </w:tcPr>
+          <w:p>
+            <w:pPr>
+              <w:spacing w:line="264" w:lineRule="auto" w:after="20"/>
+            </w:pPr>
+            <w:r>
+              <w:rPr>
+                <w:b w:val="0"/>
+                <w:i w:val="0"/>
+                <w:sz w:val="21"/>
+              </w:rPr>
+              <w:t>Sí</w:t>
+            </w:r>
+          </w:p>
+        </w:tc>
+      </w:tr>
+      <w:tr>
+        <w:tc>
+          <w:tcPr>
+            <w:tcW w:type="dxa" w:w="1361"/>
+            <w:vAlign w:val="center"/>
+          </w:tcPr>
+          <w:p>
+            <w:pPr>
+              <w:spacing w:line="264" w:lineRule="auto" w:after="20"/>
+            </w:pPr>
+            <w:r>
+              <w:rPr>
+                <w:b w:val="0"/>
+                <w:i w:val="0"/>
+                <w:sz w:val="21"/>
+              </w:rPr>
+              <w:t>Figura 3</w:t>
+            </w:r>
+          </w:p>
+        </w:tc>
+        <w:tc>
+          <w:tcPr>
+            <w:tcW w:type="dxa" w:w="5443"/>
+            <w:vAlign w:val="center"/>
+          </w:tcPr>
+          <w:p>
+            <w:pPr>
+              <w:spacing w:line="264" w:lineRule="auto" w:after="20"/>
+            </w:pPr>
+            <w:r>
+              <w:rPr>
+                <w:b w:val="0"/>
+                <w:i w:val="0"/>
+                <w:sz w:val="21"/>
+              </w:rPr>
+              <w:t>Herramienta Polígono tras reiniciar el programa</w:t>
+            </w:r>
+          </w:p>
+        </w:tc>
+        <w:tc>
+          <w:tcPr>
+            <w:tcW w:type="dxa" w:w="2268"/>
+            <w:vAlign w:val="center"/>
+          </w:tcPr>
+          <w:p>
+            <w:pPr>
+              <w:spacing w:line="264" w:lineRule="auto" w:after="20"/>
+            </w:pPr>
+            <w:r>
+              <w:rPr>
+                <w:b w:val="0"/>
+                <w:i w:val="0"/>
+                <w:sz w:val="21"/>
+              </w:rPr>
+              <w:t>Sí</w:t>
+            </w:r>
+          </w:p>
+        </w:tc>
+      </w:tr>
+    </w:tbl>
+    <w:p>
+      <w:pPr>
+        <w:spacing w:before="60" w:after="200"/>
+      </w:pPr>
+      <w:r>
+        <w:rPr>
+          <w:i/>
+          <w:sz w:val="20"/>
+        </w:rPr>
+        <w:t xml:space="preserve">Fuente: </w:t>
+      </w:r>
+      <w:r>
+        <w:rPr>
+          <w:sz w:val="20"/>
+        </w:rPr>
+        <w:t>Registro del grupo.</w:t>
+      </w:r>
+    </w:p>
+    <w:p>
+      <w:pPr>
+        <w:pStyle w:val="Heading2"/>
+      </w:pPr>
+      <w:r>
+        <w:t>4. Evidencias pendientes</w:t>
+      </w:r>
+    </w:p>
+    <w:p>
+      <w:pPr>
+        <w:pStyle w:val="ListBullet"/>
+      </w:pPr>
+      <w:r>
+        <w:rPr>
+          <w:b w:val="0"/>
+          <w:i w:val="0"/>
+        </w:rPr>
+        <w:t>Opinión del docente sobre el programa (por registrar).</w:t>
+      </w:r>
+    </w:p>
+    <w:p>
+      <w:pPr>
+        <w:pStyle w:val="ListBullet"/>
+      </w:pPr>
+      <w:r>
+        <w:rPr>
+          <w:b w:val="0"/>
+          <w:i w:val="0"/>
+        </w:rPr>
+        <w:t>Constancia o carta de conformidad de la institución (no se cuenta con ella todavía).</w:t>
+      </w:r>
+    </w:p>
+    <w:p>
+      <w:pPr>
+        <w:pStyle w:val="ListBullet"/>
+      </w:pPr>
+      <w:r>
+        <w:rPr>
+          <w:b w:val="0"/>
+          <w:i w:val="0"/>
+        </w:rPr>
+        <w:t>Lista de asistentes firmada y encuesta de satisfacción (no se aplicaron en esta etapa).</w:t>
+      </w:r>
+    </w:p>
+    <w:p>
+      <w:pPr>
+        <w:pStyle w:val="ListBullet"/>
+      </w:pPr>
+      <w:r>
+        <w:rPr>
+          <w:b w:val="0"/>
+          <w:i w:val="0"/>
+        </w:rPr>
+        <w:t>Nombre de la institución educativa (por confirmar).</w:t>
+      </w:r>
+    </w:p>
+    <w:p>
+      <w:pPr>
+        <w:jc w:val="both"/>
+      </w:pPr>
+      <w:r>
+        <w:rPr>
+          <w:b w:val="0"/>
+          <w:i w:val="0"/>
+        </w:rPr>
+        <w:t>Estas evidencias se recogerán en la siguiente etapa con los formatos de la Parte II.</w:t>
+      </w:r>
+    </w:p>
+    <w:p>
+      <w:r>
+        <w:br w:type="page"/>
+      </w:r>
+    </w:p>
+    <w:p>
+      <w:pPr>
+        <w:pStyle w:val="Heading1"/>
+      </w:pPr>
+      <w:r>
+        <w:t>Parte II. Formatos para la siguiente etapa</w:t>
+      </w:r>
+    </w:p>
+    <w:p>
+      <w:pPr>
+        <w:jc w:val="both"/>
+      </w:pPr>
+      <w:r>
+        <w:rPr>
+          <w:b w:val="0"/>
+          <w:i w:val="0"/>
+          <w:color w:val="4B5563"/>
+        </w:rPr>
+        <w:t>Después de incorporar mejoras al programa, el grupo presentará GeoMatriz 2D en la institución educativa mediante un taller con sus docentes. Estos formatos se completan durante y después de ese taller; están en blanco porque aún no se ha realizado.</w:t>
+      </w:r>
+    </w:p>
+    <w:p>
+      <w:pPr>
+        <w:jc w:val="both"/>
+      </w:pPr>
+      <w:r>
+        <w:rPr>
+          <w:b/>
+          <w:i w:val="0"/>
+        </w:rPr>
+        <w:t xml:space="preserve">Actividades previstas: </w:t>
+      </w:r>
+      <w:r>
+        <w:rPr>
+          <w:b w:val="0"/>
+          <w:i w:val="0"/>
+        </w:rPr>
+        <w:t>1. Presentación del programa (10 min). 2. Demostración guiada (15 min). 3. Práctica de los participantes (15 min). 4. Encuesta y entrega del programa y del manual (5 min).</w:t>
+      </w:r>
+    </w:p>
+    <w:p>
+      <w:pPr>
+        <w:pStyle w:val="Heading2"/>
+      </w:pPr>
+      <w:r>
+        <w:t>5. Lista de asistentes</w:t>
+      </w:r>
+    </w:p>
+    <w:p>
+      <w:pPr>
+        <w:keepNext/>
+        <w:spacing w:after="0"/>
+      </w:pPr>
+      <w:r>
+        <w:rPr>
+          <w:b/>
+        </w:rPr>
+        <w:t>Tabla 4</w:t>
       </w:r>
     </w:p>
     <w:p>
@@ -1523,7 +2881,7 @@
         <w:pStyle w:val="Heading2"/>
       </w:pPr>
       <w:r>
-        <w:t>3. Constancia de conformidad</w:t>
+        <w:t>6. Constancia de conformidad</w:t>
       </w:r>
     </w:p>
     <w:p>
@@ -1619,7 +2977,7 @@
         <w:pStyle w:val="Heading2"/>
       </w:pPr>
       <w:r>
-        <w:t>4. Encuesta breve a los participantes</w:t>
+        <w:t>7. Encuesta breve a los participantes</w:t>
       </w:r>
     </w:p>
     <w:p>
@@ -1631,7 +2989,7 @@
         <w:rPr>
           <w:b/>
         </w:rPr>
-        <w:t>Tabla 3</w:t>
+        <w:t>Tabla 5</w:t>
       </w:r>
     </w:p>
     <w:p>
@@ -2202,339 +3560,7 @@
         <w:pStyle w:val="Heading2"/>
       </w:pPr>
       <w:r>
-        <w:t>5. Registro fotográfico</w:t>
-      </w:r>
-    </w:p>
-    <w:p>
-      <w:pPr>
-        <w:keepNext/>
-        <w:spacing w:after="0"/>
-      </w:pPr>
-      <w:r>
-        <w:rPr>
-          <w:b/>
-        </w:rPr>
-        <w:t>Tabla 4</w:t>
-      </w:r>
-    </w:p>
-    <w:p>
-      <w:pPr>
-        <w:keepNext/>
-        <w:spacing w:after="80" w:line="276" w:lineRule="auto"/>
-      </w:pPr>
-      <w:r>
-        <w:rPr>
-          <w:i/>
-        </w:rPr>
-        <w:t>Registro fotográfico</w:t>
-      </w:r>
-    </w:p>
-    <w:tbl>
-      <w:tblPr>
-        <w:tblStyle w:val="TableGrid"/>
-        <w:tblW w:type="auto" w:w="0"/>
-        <w:jc w:val="center"/>
-        <w:tblLook w:firstColumn="1" w:firstRow="1" w:lastColumn="0" w:lastRow="0" w:noHBand="0" w:noVBand="1" w:val="04A0"/>
-      </w:tblPr>
-      <w:tblGrid>
-        <w:gridCol w:w="3024"/>
-        <w:gridCol w:w="3024"/>
-        <w:gridCol w:w="3024"/>
-      </w:tblGrid>
-      <w:tr>
-        <w:trPr>
-          <w:tblHeader w:val="true"/>
-        </w:trPr>
-        <w:tc>
-          <w:tcPr>
-            <w:tcW w:type="dxa" w:w="1361"/>
-            <w:vAlign w:val="center"/>
-            <w:shd w:val="clear" w:color="auto" w:fill="DBEAFE"/>
-          </w:tcPr>
-          <w:p>
-            <w:pPr>
-              <w:spacing w:line="264" w:lineRule="auto" w:after="20"/>
-            </w:pPr>
-            <w:r>
-              <w:rPr>
-                <w:b/>
-                <w:i w:val="0"/>
-                <w:sz w:val="21"/>
-              </w:rPr>
-              <w:t>Foto</w:t>
-            </w:r>
-          </w:p>
-        </w:tc>
-        <w:tc>
-          <w:tcPr>
-            <w:tcW w:type="dxa" w:w="5443"/>
-            <w:vAlign w:val="center"/>
-            <w:shd w:val="clear" w:color="auto" w:fill="DBEAFE"/>
-          </w:tcPr>
-          <w:p>
-            <w:pPr>
-              <w:spacing w:line="264" w:lineRule="auto" w:after="20"/>
-            </w:pPr>
-            <w:r>
-              <w:rPr>
-                <w:b/>
-                <w:i w:val="0"/>
-                <w:sz w:val="21"/>
-              </w:rPr>
-              <w:t>Descripción (qué se ve)</w:t>
-            </w:r>
-          </w:p>
-        </w:tc>
-        <w:tc>
-          <w:tcPr>
-            <w:tcW w:type="dxa" w:w="2268"/>
-            <w:vAlign w:val="center"/>
-            <w:shd w:val="clear" w:color="auto" w:fill="DBEAFE"/>
-          </w:tcPr>
-          <w:p>
-            <w:pPr>
-              <w:spacing w:line="264" w:lineRule="auto" w:after="20"/>
-            </w:pPr>
-            <w:r>
-              <w:rPr>
-                <w:b/>
-                <w:i w:val="0"/>
-                <w:sz w:val="21"/>
-              </w:rPr>
-              <w:t>Consentimiento verificado</w:t>
-            </w:r>
-          </w:p>
-        </w:tc>
-      </w:tr>
-      <w:tr>
-        <w:tc>
-          <w:tcPr>
-            <w:tcW w:type="dxa" w:w="1361"/>
-            <w:vAlign w:val="center"/>
-          </w:tcPr>
-          <w:p>
-            <w:pPr>
-              <w:spacing w:line="264" w:lineRule="auto" w:after="20"/>
-            </w:pPr>
-            <w:r>
-              <w:rPr>
-                <w:b w:val="0"/>
-                <w:i w:val="0"/>
-                <w:sz w:val="21"/>
-              </w:rPr>
-              <w:t>Foto 1</w:t>
-            </w:r>
-          </w:p>
-        </w:tc>
-        <w:tc>
-          <w:tcPr>
-            <w:tcW w:type="dxa" w:w="5443"/>
-            <w:vAlign w:val="center"/>
-          </w:tcPr>
-          <w:p>
-            <w:pPr>
-              <w:spacing w:line="264" w:lineRule="auto" w:after="20"/>
-            </w:pPr>
-          </w:p>
-        </w:tc>
-        <w:tc>
-          <w:tcPr>
-            <w:tcW w:type="dxa" w:w="2268"/>
-            <w:vAlign w:val="center"/>
-          </w:tcPr>
-          <w:p>
-            <w:pPr>
-              <w:spacing w:line="264" w:lineRule="auto" w:after="20"/>
-            </w:pPr>
-            <w:r>
-              <w:rPr>
-                <w:b w:val="0"/>
-                <w:i w:val="0"/>
-                <w:sz w:val="21"/>
-              </w:rPr>
-              <w:t>Sí / No</w:t>
-            </w:r>
-          </w:p>
-        </w:tc>
-      </w:tr>
-      <w:tr>
-        <w:tc>
-          <w:tcPr>
-            <w:tcW w:type="dxa" w:w="1361"/>
-            <w:vAlign w:val="center"/>
-          </w:tcPr>
-          <w:p>
-            <w:pPr>
-              <w:spacing w:line="264" w:lineRule="auto" w:after="20"/>
-            </w:pPr>
-            <w:r>
-              <w:rPr>
-                <w:b w:val="0"/>
-                <w:i w:val="0"/>
-                <w:sz w:val="21"/>
-              </w:rPr>
-              <w:t>Foto 2</w:t>
-            </w:r>
-          </w:p>
-        </w:tc>
-        <w:tc>
-          <w:tcPr>
-            <w:tcW w:type="dxa" w:w="5443"/>
-            <w:vAlign w:val="center"/>
-          </w:tcPr>
-          <w:p>
-            <w:pPr>
-              <w:spacing w:line="264" w:lineRule="auto" w:after="20"/>
-            </w:pPr>
-          </w:p>
-        </w:tc>
-        <w:tc>
-          <w:tcPr>
-            <w:tcW w:type="dxa" w:w="2268"/>
-            <w:vAlign w:val="center"/>
-          </w:tcPr>
-          <w:p>
-            <w:pPr>
-              <w:spacing w:line="264" w:lineRule="auto" w:after="20"/>
-            </w:pPr>
-            <w:r>
-              <w:rPr>
-                <w:b w:val="0"/>
-                <w:i w:val="0"/>
-                <w:sz w:val="21"/>
-              </w:rPr>
-              <w:t>Sí / No</w:t>
-            </w:r>
-          </w:p>
-        </w:tc>
-      </w:tr>
-      <w:tr>
-        <w:tc>
-          <w:tcPr>
-            <w:tcW w:type="dxa" w:w="1361"/>
-            <w:vAlign w:val="center"/>
-          </w:tcPr>
-          <w:p>
-            <w:pPr>
-              <w:spacing w:line="264" w:lineRule="auto" w:after="20"/>
-            </w:pPr>
-            <w:r>
-              <w:rPr>
-                <w:b w:val="0"/>
-                <w:i w:val="0"/>
-                <w:sz w:val="21"/>
-              </w:rPr>
-              <w:t>Foto 3</w:t>
-            </w:r>
-          </w:p>
-        </w:tc>
-        <w:tc>
-          <w:tcPr>
-            <w:tcW w:type="dxa" w:w="5443"/>
-            <w:vAlign w:val="center"/>
-          </w:tcPr>
-          <w:p>
-            <w:pPr>
-              <w:spacing w:line="264" w:lineRule="auto" w:after="20"/>
-            </w:pPr>
-          </w:p>
-        </w:tc>
-        <w:tc>
-          <w:tcPr>
-            <w:tcW w:type="dxa" w:w="2268"/>
-            <w:vAlign w:val="center"/>
-          </w:tcPr>
-          <w:p>
-            <w:pPr>
-              <w:spacing w:line="264" w:lineRule="auto" w:after="20"/>
-            </w:pPr>
-            <w:r>
-              <w:rPr>
-                <w:b w:val="0"/>
-                <w:i w:val="0"/>
-                <w:sz w:val="21"/>
-              </w:rPr>
-              <w:t>Sí / No</w:t>
-            </w:r>
-          </w:p>
-        </w:tc>
-      </w:tr>
-      <w:tr>
-        <w:tc>
-          <w:tcPr>
-            <w:tcW w:type="dxa" w:w="1361"/>
-            <w:vAlign w:val="center"/>
-          </w:tcPr>
-          <w:p>
-            <w:pPr>
-              <w:spacing w:line="264" w:lineRule="auto" w:after="20"/>
-            </w:pPr>
-            <w:r>
-              <w:rPr>
-                <w:b w:val="0"/>
-                <w:i w:val="0"/>
-                <w:sz w:val="21"/>
-              </w:rPr>
-              <w:t>Foto 4</w:t>
-            </w:r>
-          </w:p>
-        </w:tc>
-        <w:tc>
-          <w:tcPr>
-            <w:tcW w:type="dxa" w:w="5443"/>
-            <w:vAlign w:val="center"/>
-          </w:tcPr>
-          <w:p>
-            <w:pPr>
-              <w:spacing w:line="264" w:lineRule="auto" w:after="20"/>
-            </w:pPr>
-          </w:p>
-        </w:tc>
-        <w:tc>
-          <w:tcPr>
-            <w:tcW w:type="dxa" w:w="2268"/>
-            <w:vAlign w:val="center"/>
-          </w:tcPr>
-          <w:p>
-            <w:pPr>
-              <w:spacing w:line="264" w:lineRule="auto" w:after="20"/>
-            </w:pPr>
-            <w:r>
-              <w:rPr>
-                <w:b w:val="0"/>
-                <w:i w:val="0"/>
-                <w:sz w:val="21"/>
-              </w:rPr>
-              <w:t>Sí / No</w:t>
-            </w:r>
-          </w:p>
-        </w:tc>
-      </w:tr>
-    </w:tbl>
-    <w:p>
-      <w:pPr>
-        <w:spacing w:before="60" w:after="200"/>
-      </w:pPr>
-      <w:r>
-        <w:rPr>
-          <w:i/>
-          <w:sz w:val="20"/>
-        </w:rPr>
-        <w:t xml:space="preserve">Fuente: </w:t>
-      </w:r>
-      <w:r>
-        <w:rPr>
-          <w:sz w:val="20"/>
-        </w:rPr>
-        <w:t>Formato del grupo.</w:t>
-      </w:r>
-    </w:p>
-    <w:p>
-      <w:pPr>
-        <w:pStyle w:val="Heading2"/>
-      </w:pPr>
-      <w:r>
-        <w:t>6. Ética y uso responsable</w:t>
+        <w:t>8. Ética y uso responsable</w:t>
       </w:r>
     </w:p>
     <w:p>
@@ -2546,7 +3572,7 @@
           <w:b w:val="0"/>
           <w:i w:val="0"/>
         </w:rPr>
-        <w:t>GeoMatriz 2D no recoge datos personales, no necesita internet y no almacena información de los usuarios. Las fotografías se tomarán y publicarán solo con el consentimiento de las personas que aparecen, sin datos sensibles ni imágenes de menores sin autorización. El programa y sus materiales son del grupo y no usan recursos de terceros que requieran licencia.</w:t>
+        <w:t>GeoMatriz 2D no recoge datos personales, no necesita internet y no almacena información de los usuarios. Las fotografías y capturas se toman y publican solo con el consentimiento de las personas que aparecen, sin datos sensibles ni imágenes de menores sin autorización. El programa y sus materiales son del grupo y no usan recursos de terceros que requieran licencia.</w:t>
       </w:r>
     </w:p>
     <w:sectPr>
@@ -2957,7 +3983,7 @@
       <w:spacing w:line="360" w:lineRule="auto" w:after="120"/>
     </w:pPr>
     <w:rPr>
-      <w:rFonts w:ascii="Arial" w:hAnsi="Arial" w:eastAsia="Arial"/>
+      <w:rFonts w:ascii="Times New Roman" w:hAnsi="Times New Roman" w:eastAsia="Times New Roman" w:cs="Times New Roman"/>
       <w:sz w:val="24"/>
     </w:rPr>
   </w:style>
@@ -3020,7 +4046,7 @@
       <w:outlineLvl w:val="0"/>
     </w:pPr>
     <w:rPr>
-      <w:rFonts w:asciiTheme="majorHAnsi" w:eastAsiaTheme="majorEastAsia" w:hAnsiTheme="majorHAnsi" w:cstheme="majorBidi" w:ascii="Arial" w:hAnsi="Arial" w:eastAsia="Arial"/>
+      <w:rFonts w:ascii="Times New Roman" w:hAnsi="Times New Roman" w:eastAsia="Times New Roman" w:cs="Times New Roman"/>
       <w:b/>
       <w:bCs/>
       <w:color w:val="1E3A8A"/>
@@ -3044,7 +4070,7 @@
       <w:outlineLvl w:val="1"/>
     </w:pPr>
     <w:rPr>
-      <w:rFonts w:asciiTheme="majorHAnsi" w:eastAsiaTheme="majorEastAsia" w:hAnsiTheme="majorHAnsi" w:cstheme="majorBidi" w:ascii="Arial" w:hAnsi="Arial" w:eastAsia="Arial"/>
+      <w:rFonts w:ascii="Times New Roman" w:hAnsi="Times New Roman" w:eastAsia="Times New Roman" w:cs="Times New Roman"/>
       <w:b/>
       <w:bCs/>
       <w:color w:val="1E3A8A"/>
@@ -3068,7 +4094,7 @@
       <w:outlineLvl w:val="2"/>
     </w:pPr>
     <w:rPr>
-      <w:rFonts w:asciiTheme="majorHAnsi" w:eastAsiaTheme="majorEastAsia" w:hAnsiTheme="majorHAnsi" w:cstheme="majorBidi" w:ascii="Arial" w:hAnsi="Arial" w:eastAsia="Arial"/>
+      <w:rFonts w:ascii="Times New Roman" w:hAnsi="Times New Roman" w:eastAsia="Times New Roman" w:cs="Times New Roman"/>
       <w:b/>
       <w:bCs/>
       <w:color w:val="1E3A8A"/>
@@ -3492,7 +4518,7 @@
       <w:contextualSpacing/>
     </w:pPr>
     <w:rPr>
-      <w:rFonts w:ascii="Arial" w:hAnsi="Arial"/>
+      <w:rFonts w:ascii="Times New Roman" w:hAnsi="Times New Roman"/>
       <w:sz w:val="24"/>
     </w:rPr>
   </w:style>
@@ -3536,7 +4562,7 @@
       <w:contextualSpacing/>
     </w:pPr>
     <w:rPr>
-      <w:rFonts w:ascii="Arial" w:hAnsi="Arial"/>
+      <w:rFonts w:ascii="Times New Roman" w:hAnsi="Times New Roman"/>
       <w:sz w:val="24"/>
     </w:rPr>
   </w:style>
